--- a/docs/CPU进阶层次四人分工方案.docx
+++ b/docs/CPU进阶层次四人分工方案.docx
@@ -171,6 +171,13 @@
                 <w:lang w:eastAsia="zh-CN"/>
               </w:rPr>
               <w:t>设计计算机系统的宏观结构</w:t>
+            </w:r>
+            <w:r>
+              <w:rPr>
+                <w:rFonts w:ascii="宋体" w:eastAsia="宋体" w:hAnsi="宋体" w:cs="宋体" w:hint="eastAsia"/>
+                <w:lang w:eastAsia="zh-CN"/>
+              </w:rPr>
+              <w:t>，和模块接口契约</w:t>
             </w:r>
           </w:p>
         </w:tc>
